--- a/РАЗДЕЛЫ/ВВЕДЕНИЕ/Введение_V2.docx
+++ b/РАЗДЕЛЫ/ВВЕДЕНИЕ/Введение_V2.docx
@@ -5,6 +5,7 @@
     <w:p>
       <w:pPr>
         <w:pStyle w:val="25"/>
+        <w:spacing w:line="360" w:lineRule="exact"/>
       </w:pPr>
       <w:r>
         <w:t>введение</w:t>
@@ -12,6 +13,7 @@
     </w:p>
     <w:p>
       <w:pPr>
+        <w:spacing w:line="360" w:lineRule="exact"/>
         <w:rPr>
           <w:lang w:eastAsia="en-US"/>
         </w:rPr>
@@ -19,6 +21,7 @@
     </w:p>
     <w:p>
       <w:pPr>
+        <w:spacing w:line="360" w:lineRule="exact"/>
         <w:rPr>
           <w:lang w:eastAsia="en-US"/>
         </w:rPr>
@@ -64,6 +67,7 @@
     </w:p>
     <w:p>
       <w:pPr>
+        <w:spacing w:line="360" w:lineRule="exact"/>
         <w:rPr>
           <w:lang w:eastAsia="en-US"/>
         </w:rPr>
@@ -101,6 +105,7 @@
     </w:p>
     <w:p>
       <w:pPr>
+        <w:spacing w:line="360" w:lineRule="exact"/>
         <w:rPr>
           <w:lang w:eastAsia="en-US"/>
         </w:rPr>
@@ -126,6 +131,7 @@
     </w:p>
     <w:p>
       <w:pPr>
+        <w:spacing w:line="360" w:lineRule="exact"/>
         <w:rPr>
           <w:lang w:eastAsia="en-US"/>
         </w:rPr>
@@ -233,6 +239,7 @@
     </w:p>
     <w:p>
       <w:pPr>
+        <w:spacing w:line="360" w:lineRule="exact"/>
         <w:rPr>
           <w:lang w:eastAsia="en-US"/>
         </w:rPr>
@@ -246,6 +253,7 @@
     </w:p>
     <w:p>
       <w:pPr>
+        <w:spacing w:line="360" w:lineRule="exact"/>
         <w:rPr>
           <w:lang w:eastAsia="en-US"/>
         </w:rPr>
@@ -259,6 +267,7 @@
     </w:p>
     <w:p>
       <w:pPr>
+        <w:spacing w:line="360" w:lineRule="exact"/>
         <w:rPr>
           <w:lang w:eastAsia="en-US"/>
         </w:rPr>
@@ -267,6 +276,7 @@
         <w:rPr>
           <w:lang w:eastAsia="en-US"/>
         </w:rPr>
+        <w:lastRenderedPageBreak/>
         <w:t>Предмет исследования — принципы проектирования веб-ориентированных информационных систем с применением технологий полнотекстового поиска (</w:t>
       </w:r>
       <w:proofErr w:type="spellStart"/>
@@ -281,14 +291,7 @@
         <w:rPr>
           <w:lang w:eastAsia="en-US"/>
         </w:rPr>
-        <w:t xml:space="preserve">), систем управления контентом, </w:t>
-      </w:r>
-      <w:r>
-        <w:rPr>
-          <w:lang w:eastAsia="en-US"/>
-        </w:rPr>
-        <w:lastRenderedPageBreak/>
-        <w:t>механизмов пользоват</w:t>
+        <w:t>), систем управления контентом, механизмов пользоват</w:t>
       </w:r>
       <w:r>
         <w:rPr>
@@ -319,6 +322,7 @@
     </w:p>
     <w:p>
       <w:pPr>
+        <w:spacing w:line="360" w:lineRule="exact"/>
         <w:rPr>
           <w:lang w:eastAsia="en-US"/>
         </w:rPr>
@@ -333,6 +337,7 @@
     <w:p>
       <w:pPr>
         <w:pStyle w:val="8"/>
+        <w:spacing w:line="360" w:lineRule="exact"/>
       </w:pPr>
       <w:r>
         <w:t>П</w:t>
@@ -347,6 +352,7 @@
     <w:p>
       <w:pPr>
         <w:pStyle w:val="8"/>
+        <w:spacing w:line="360" w:lineRule="exact"/>
       </w:pPr>
       <w:r>
         <w:t>Р</w:t>
@@ -358,6 +364,7 @@
     <w:p>
       <w:pPr>
         <w:pStyle w:val="8"/>
+        <w:spacing w:line="360" w:lineRule="exact"/>
       </w:pPr>
       <w:r>
         <w:t>Р</w:t>
@@ -372,6 +379,7 @@
     <w:p>
       <w:pPr>
         <w:pStyle w:val="8"/>
+        <w:spacing w:line="360" w:lineRule="exact"/>
       </w:pPr>
       <w:r>
         <w:t>П</w:t>
@@ -386,6 +394,7 @@
     <w:p>
       <w:pPr>
         <w:pStyle w:val="8"/>
+        <w:spacing w:line="360" w:lineRule="exact"/>
       </w:pPr>
       <w:r>
         <w:t>В</w:t>
@@ -400,6 +409,7 @@
     <w:p>
       <w:pPr>
         <w:pStyle w:val="8"/>
+        <w:spacing w:line="360" w:lineRule="exact"/>
       </w:pPr>
       <w:r>
         <w:t>Р</w:t>
@@ -409,6 +419,9 @@
       </w:r>
     </w:p>
     <w:p>
+      <w:pPr>
+        <w:spacing w:line="360" w:lineRule="exact"/>
+      </w:pPr>
       <w:r>
         <w:t xml:space="preserve">Разрабатываемая система представляет собой открытый электронный архив города Витебска, отличающийся следующими особенностями: возможностью самостоятельной публикации материалов пользователями с предварительной </w:t>
       </w:r>
@@ -436,32 +449,33 @@
       </w:r>
     </w:p>
     <w:p>
-      <w:r>
-        <w:t>Данный дипломный проект выполнен мной лично, проверен на заимствования, процент оригинальности соста</w:t>
+      <w:pPr>
+        <w:spacing w:line="360" w:lineRule="exact"/>
+      </w:pPr>
+      <w:r>
+        <w:t xml:space="preserve">Данный дипломный проект выполнен мной лично, проверен на заимствования, процент оригинальности составляет </w:t>
+      </w:r>
+      <w:r>
+        <w:rPr>
+          <w:highlight w:val="yellow"/>
+        </w:rPr>
+        <w:t>ХХ%</w:t>
+      </w:r>
+      <w:r>
+        <w:t xml:space="preserve"> (отчет о проверке на заимствования прилагается).</w:t>
+      </w:r>
+    </w:p>
+    <w:p>
+      <w:pPr>
+        <w:spacing w:line="360" w:lineRule="exact"/>
+        <w:ind w:firstLine="0"/>
+        <w:jc w:val="left"/>
+      </w:pPr>
+      <w:r>
+        <w:br w:type="page"/>
       </w:r>
       <w:bookmarkStart w:id="0" w:name="_GoBack"/>
       <w:bookmarkEnd w:id="0"/>
-      <w:r>
-        <w:t xml:space="preserve">вляет </w:t>
-      </w:r>
-      <w:r>
-        <w:rPr>
-          <w:highlight w:val="yellow"/>
-        </w:rPr>
-        <w:t>ХХ%</w:t>
-      </w:r>
-      <w:r>
-        <w:t xml:space="preserve"> (отчет о проверке на заимствования прилагается).</w:t>
-      </w:r>
-    </w:p>
-    <w:p>
-      <w:pPr>
-        <w:ind w:firstLine="0"/>
-        <w:jc w:val="left"/>
-      </w:pPr>
-      <w:r>
-        <w:br w:type="page"/>
-      </w:r>
     </w:p>
     <w:p>
       <w:pPr>
@@ -4791,7 +4805,7 @@
 </file>
 
 <file path=customXml/itemProps1.xml><?xml version="1.0" encoding="utf-8"?>
-<ds:datastoreItem xmlns:ds="http://schemas.openxmlformats.org/officeDocument/2006/customXml" ds:itemID="{6A987273-3962-415B-87CE-8443BAC060FE}">
+<ds:datastoreItem xmlns:ds="http://schemas.openxmlformats.org/officeDocument/2006/customXml" ds:itemID="{8801D8E4-9E09-402B-B1DA-A8E69A8D67C5}">
   <ds:schemaRefs>
     <ds:schemaRef ds:uri="http://schemas.openxmlformats.org/officeDocument/2006/bibliography"/>
   </ds:schemaRefs>
